--- a/CÔNG TY TNHH DEMAN (VIỆT NAM) MÁY NÉN KHÍ TIẾT KIỆM NĂNG LƯỢNG/ChiNhanh/Deman_ChiNhanh_ThayDoiDiaChi/Deman_uyquyen.docx
+++ b/CÔNG TY TNHH DEMAN (VIỆT NAM) MÁY NÉN KHÍ TIẾT KIỆM NĂNG LƯỢNG/ChiNhanh/Deman_ChiNhanh_ThayDoiDiaChi/Deman_uyquyen.docx
@@ -89,7 +89,7 @@
           <w:sz w:val="24"/>
           <w:szCs w:val="24"/>
         </w:rPr>
-        <w:t>30</w:t>
+        <w:t>24</w:t>
       </w:r>
       <w:r>
         <w:rPr>
@@ -107,7 +107,7 @@
           <w:sz w:val="24"/>
           <w:szCs w:val="24"/>
         </w:rPr>
-        <w:t>7</w:t>
+        <w:t>8</w:t>
       </w:r>
       <w:r>
         <w:rPr>
@@ -1072,7 +1072,7 @@
           <w:sz w:val="24"/>
           <w:szCs w:val="24"/>
         </w:rPr>
-        <w:t>30</w:t>
+        <w:t>24</w:t>
       </w:r>
       <w:r>
         <w:rPr>
@@ -1090,7 +1090,7 @@
           <w:sz w:val="24"/>
           <w:szCs w:val="24"/>
         </w:rPr>
-        <w:t>7</w:t>
+        <w:t>8</w:t>
       </w:r>
       <w:bookmarkStart w:id="0" w:name="_GoBack"/>
       <w:bookmarkEnd w:id="0"/>
